--- a/使用说明.docx
+++ b/使用说明.docx
@@ -736,7 +736,7 @@
               <w:rPr>
                 <w:rFonts w:ascii="微软雅黑" w:hAnsi="微软雅黑" w:eastAsia="微软雅黑"/>
               </w:rPr>
-              <w:t>目录创建、JSON 安全读写、字符清单、源工作簿扫描</w:t>
+              <w:t>目录创建、JSON 安全读写、源工作簿路径拼接（input_suffix）、字符清单、进度条</w:t>
             </w:r>
           </w:p>
         </w:tc>
@@ -2076,7 +2076,25 @@
           <w:rFonts w:ascii="微软雅黑" w:hAnsi="微软雅黑" w:eastAsia="微软雅黑"/>
           <w:b w:val="0"/>
         </w:rPr>
-        <w:t>产出：data\scores\{字}_scores.json、data\output\{字}_all_data_new_已评分.xlsx、summary.csv。缺锚点的字跳过不阻塞。</w:t>
+        <w:t>产出：data\scores\{字}_scores.json、data\output\{字}{input_suffix}{output_suffix}.xlsx、summary.csv。缺锚点的字跳过不阻塞。</w:t>
+      </w:r>
+    </w:p>
+    <w:p>
+      <w:r>
+        <w:rPr>
+          <w:rFonts w:ascii="微软雅黑" w:hAnsi="微软雅黑" w:eastAsia="微软雅黑"/>
+          <w:b w:val="0"/>
+        </w:rPr>
+        <w:t>换数据源：修改 config.json 的 source_dir（目录）与 paths.input_suffix（后缀，如 _all_data_new 或 -打分表-1），源文件名 = {字}{input_suffix}.xlsx，代码不用改。</w:t>
+      </w:r>
+    </w:p>
+    <w:p>
+      <w:r>
+        <w:rPr>
+          <w:rFonts w:ascii="微软雅黑" w:hAnsi="微软雅黑" w:eastAsia="微软雅黑"/>
+          <w:b w:val="0"/>
+        </w:rPr>
+        <w:t>运行时输出：每字打印 [处理] 字=X | 待打分样本量=N | 打分表保存: ...；样本量 &gt;50 时特征提取阶段显示终端进度条。</w:t>
       </w:r>
     </w:p>
     <w:p>
@@ -2135,7 +2153,7 @@
           <w:color w:val="00507F"/>
           <w:sz w:val="19"/>
         </w:rPr>
-        <w:t>源 xlsx（C 列分割图）</w:t>
+        <w:t>源 xlsx（{字}{input_suffix}.xlsx，C 列分割图）</w:t>
       </w:r>
     </w:p>
     <w:p>
@@ -2187,7 +2205,7 @@
           <w:color w:val="00507F"/>
           <w:sz w:val="19"/>
         </w:rPr>
-        <w:t xml:space="preserve">  → 写回 data/output/{字}_all_data_new_已评分.xlsx</w:t>
+        <w:t xml:space="preserve">  → 写回 data/output/{字}{input_suffix}{output_suffix}.xlsx</w:t>
       </w:r>
     </w:p>
     <w:p>
@@ -2392,6 +2410,34 @@
                 <w:rFonts w:ascii="微软雅黑" w:hAnsi="微软雅黑" w:eastAsia="微软雅黑"/>
               </w:rPr>
               <w:t>输出 xlsx 正被 Excel/WPS 打开，关闭后重跑或 apply-scores 补写回</w:t>
+            </w:r>
+          </w:p>
+        </w:tc>
+      </w:tr>
+      <w:tr>
+        <w:tc>
+          <w:tcPr>
+            <w:tcW w:type="dxa" w:w="4320"/>
+          </w:tcPr>
+          <w:p>
+            <w:r>
+              <w:rPr>
+                <w:rFonts w:ascii="微软雅黑" w:hAnsi="微软雅黑" w:eastAsia="微软雅黑"/>
+              </w:rPr>
+              <w:t>换数据源（文件名不同）</w:t>
+            </w:r>
+          </w:p>
+        </w:tc>
+        <w:tc>
+          <w:tcPr>
+            <w:tcW w:type="dxa" w:w="4320"/>
+          </w:tcPr>
+          <w:p>
+            <w:r>
+              <w:rPr>
+                <w:rFonts w:ascii="微软雅黑" w:hAnsi="微软雅黑" w:eastAsia="微软雅黑"/>
+              </w:rPr>
+              <w:t>改 config.json：source_dir（目录）+ paths.input_suffix（后缀，如 -打分表-1），源文件名 = {字}{input_suffix}.xlsx</w:t>
             </w:r>
           </w:p>
         </w:tc>

--- a/使用说明.docx
+++ b/使用说明.docx
@@ -654,7 +654,7 @@
               <w:rPr>
                 <w:rFonts w:ascii="微软雅黑" w:hAnsi="微软雅黑" w:eastAsia="微软雅黑"/>
               </w:rPr>
-              <w:t>生成锚点目录模板（三张占位 + anchor.json）</w:t>
+              <w:t>生成锚点目录模板（N 档占位 + anchor.json，--count 3/6/9）</w:t>
             </w:r>
           </w:p>
         </w:tc>
@@ -1291,7 +1291,20 @@
           <w:color w:val="00507F"/>
           <w:sz w:val="19"/>
         </w:rPr>
-        <w:t>python main.py init-anchor --char 刀</w:t>
+        <w:t>python main.py init-anchor --char 刀           # 3 档（默认）</w:t>
+      </w:r>
+    </w:p>
+    <w:p>
+      <w:pPr>
+        <w:ind w:left="240"/>
+      </w:pPr>
+      <w:r>
+        <w:rPr>
+          <w:rFonts w:ascii="Consolas" w:hAnsi="Consolas"/>
+          <w:color w:val="00507F"/>
+          <w:sz w:val="19"/>
+        </w:rPr>
+        <w:t>python main.py init-anchor --char 刀 --count 6 # 6 档</w:t>
       </w:r>
     </w:p>
     <w:tbl>
@@ -1401,6 +1414,47 @@
               <w:rPr>
                 <w:rFonts w:ascii="微软雅黑" w:hAnsi="微软雅黑" w:eastAsia="微软雅黑"/>
               </w:rPr>
+              <w:t>--count</w:t>
+            </w:r>
+          </w:p>
+        </w:tc>
+        <w:tc>
+          <w:tcPr>
+            <w:tcW w:type="dxa" w:w="2880"/>
+          </w:tcPr>
+          <w:p>
+            <w:r>
+              <w:rPr>
+                <w:rFonts w:ascii="微软雅黑" w:hAnsi="微软雅黑" w:eastAsia="微软雅黑"/>
+              </w:rPr>
+              <w:t>取 config</w:t>
+            </w:r>
+          </w:p>
+        </w:tc>
+        <w:tc>
+          <w:tcPr>
+            <w:tcW w:type="dxa" w:w="2880"/>
+          </w:tcPr>
+          <w:p>
+            <w:r>
+              <w:rPr>
+                <w:rFonts w:ascii="微软雅黑" w:hAnsi="微软雅黑" w:eastAsia="微软雅黑"/>
+              </w:rPr>
+              <w:t>锚点档位数 3/6/9</w:t>
+            </w:r>
+          </w:p>
+        </w:tc>
+      </w:tr>
+      <w:tr>
+        <w:tc>
+          <w:tcPr>
+            <w:tcW w:type="dxa" w:w="2880"/>
+          </w:tcPr>
+          <w:p>
+            <w:r>
+              <w:rPr>
+                <w:rFonts w:ascii="微软雅黑" w:hAnsi="微软雅黑" w:eastAsia="微软雅黑"/>
+              </w:rPr>
               <w:t>--anchor-dir</w:t>
             </w:r>
           </w:p>
@@ -1434,6 +1488,15 @@
       </w:tr>
     </w:tbl>
     <w:p/>
+    <w:p>
+      <w:r>
+        <w:rPr>
+          <w:rFonts w:ascii="微软雅黑" w:hAnsi="微软雅黑" w:eastAsia="微软雅黑"/>
+          <w:b w:val="0"/>
+        </w:rPr>
+        <w:t>产出 data\anchors\{字}\ + anchor.json（按档位表生成 N 条锚点）。按 anchor.json 的 file 字段放图（3 档 = perfect/fair/worst.png；6/9 档 = perfect/level_1~N-2/worst.png），score_ratio 与 label 已自动填好，可改。</w:t>
+      </w:r>
+    </w:p>
     <w:p>
       <w:pPr>
         <w:pStyle w:val="Heading2"/>
@@ -2277,7 +2340,7 @@
           <w:color w:val="00507F"/>
           <w:sz w:val="19"/>
         </w:rPr>
-        <w:t>python main.py init-anchor --char 新字</w:t>
+        <w:t>python main.py init-anchor --char 新字            # 3 档；也可 --count 6/9</w:t>
       </w:r>
     </w:p>
     <w:p>
@@ -2286,7 +2349,7 @@
           <w:rFonts w:ascii="微软雅黑" w:hAnsi="微软雅黑" w:eastAsia="微软雅黑"/>
           <w:b w:val="0"/>
         </w:rPr>
-        <w:t>→ 放入三张分割图（perfect/fair/worst.png），删占位文件，按需改 anchor.json</w:t>
+        <w:t>→ 按 anchor.json 的 file 字段放 N 张分割图（由好到差），按需改 score_ratio</w:t>
       </w:r>
     </w:p>
     <w:p>

--- a/使用说明.docx
+++ b/使用说明.docx
@@ -19,7 +19,7 @@
           <w:color w:val="666666"/>
           <w:sz w:val="20"/>
         </w:rPr>
-        <w:t>基于分割图几何特征（逐笔颜色比对）+ 三锚点刻度插值的手写汉字六维预打分系统。为评分老师提供可修改的初稿，降低人工评分工作量。版本 v3（commit 6282a72），更新记录见 CHANGELOG.md。</w:t>
+        <w:t>基于分割图几何特征（逐笔颜色比对）+ 多档位锚点刻度插值（3/5/9 可调）的手写汉字六维预打分系统。为评分老师提供可修改的初稿，降低人工评分工作量。版本 v5（锚点档位 3/5/9 + --anchor-count 切换），更新记录见 CHANGELOG.md。</w:t>
       </w:r>
     </w:p>
     <w:p>
@@ -55,7 +55,7 @@
           <w:rFonts w:ascii="微软雅黑" w:hAnsi="微软雅黑" w:eastAsia="微软雅黑"/>
           <w:b w:val="0"/>
         </w:rPr>
-        <w:t>• 提取六维特征（笔画/结构/位置/占格/衔接/留白）→ 与三张锚点图（满分/较差/最差）的特征做偏差比较</w:t>
+        <w:t>• 提取六维特征（笔画/结构/位置/占格/衔接/留白）→ 与锚点图池（1.png~9.png，1=最佳 / 9=最差）做偏差比较</w:t>
       </w:r>
     </w:p>
     <w:p>
@@ -67,9 +67,199 @@
           <w:rFonts w:ascii="微软雅黑" w:hAnsi="微软雅黑" w:eastAsia="微软雅黑"/>
           <w:b w:val="0"/>
         </w:rPr>
-        <w:t>• 三锚点刻度插值映射出六维分（0~15/20/15/10/10/10）→ 写入 Excel，总分由公式自动求和</w:t>
+        <w:t>• 按档位取锚点子集做分段线性插值 → 六维分（0~15/20/15/10/10/10）→ 写入 Excel，总分由公式自动求和</w:t>
       </w:r>
     </w:p>
+    <w:p>
+      <w:r>
+        <w:rPr>
+          <w:rFonts w:ascii="微软雅黑" w:hAnsi="微软雅黑" w:eastAsia="微软雅黑"/>
+          <w:b w:val="0"/>
+        </w:rPr>
+        <w:t>锚点档位：3/5/9 三档可选，共用同一套 1.png~9.png 图池；跑分时用 --anchor-count 指定用哪一档，档位与 ratio 可在 config.json → anchor_defaults 中调整。</w:t>
+      </w:r>
+    </w:p>
+    <w:tbl>
+      <w:tblPr>
+        <w:tblStyle w:val="TableGrid"/>
+        <w:tblW w:type="auto" w:w="0"/>
+        <w:jc w:val="center"/>
+        <w:tblLook w:firstColumn="1" w:firstRow="1" w:lastColumn="0" w:lastRow="0" w:noHBand="0" w:noVBand="1" w:val="04A0"/>
+      </w:tblPr>
+      <w:tblGrid>
+        <w:gridCol w:w="2880"/>
+        <w:gridCol w:w="2880"/>
+        <w:gridCol w:w="2880"/>
+      </w:tblGrid>
+      <w:tr>
+        <w:tc>
+          <w:tcPr>
+            <w:tcW w:type="dxa" w:w="2880"/>
+          </w:tcPr>
+          <w:p>
+            <w:r>
+              <w:rPr>
+                <w:rFonts w:ascii="微软雅黑" w:hAnsi="微软雅黑" w:eastAsia="微软雅黑"/>
+                <w:b/>
+              </w:rPr>
+              <w:t>档位</w:t>
+            </w:r>
+          </w:p>
+        </w:tc>
+        <w:tc>
+          <w:tcPr>
+            <w:tcW w:type="dxa" w:w="2880"/>
+          </w:tcPr>
+          <w:p>
+            <w:r>
+              <w:rPr>
+                <w:rFonts w:ascii="微软雅黑" w:hAnsi="微软雅黑" w:eastAsia="微软雅黑"/>
+                <w:b/>
+              </w:rPr>
+              <w:t>使用的图</w:t>
+            </w:r>
+          </w:p>
+        </w:tc>
+        <w:tc>
+          <w:tcPr>
+            <w:tcW w:type="dxa" w:w="2880"/>
+          </w:tcPr>
+          <w:p>
+            <w:r>
+              <w:rPr>
+                <w:rFonts w:ascii="微软雅黑" w:hAnsi="微软雅黑" w:eastAsia="微软雅黑"/>
+                <w:b/>
+              </w:rPr>
+              <w:t>默认 ratio（score_levels）</w:t>
+            </w:r>
+          </w:p>
+        </w:tc>
+      </w:tr>
+      <w:tr>
+        <w:tc>
+          <w:tcPr>
+            <w:tcW w:type="dxa" w:w="2880"/>
+          </w:tcPr>
+          <w:p>
+            <w:r>
+              <w:rPr>
+                <w:rFonts w:ascii="微软雅黑" w:hAnsi="微软雅黑" w:eastAsia="微软雅黑"/>
+              </w:rPr>
+              <w:t>3 档</w:t>
+            </w:r>
+          </w:p>
+        </w:tc>
+        <w:tc>
+          <w:tcPr>
+            <w:tcW w:type="dxa" w:w="2880"/>
+          </w:tcPr>
+          <w:p>
+            <w:r>
+              <w:rPr>
+                <w:rFonts w:ascii="微软雅黑" w:hAnsi="微软雅黑" w:eastAsia="微软雅黑"/>
+              </w:rPr>
+              <w:t>1 / 5 / 9</w:t>
+            </w:r>
+          </w:p>
+        </w:tc>
+        <w:tc>
+          <w:tcPr>
+            <w:tcW w:type="dxa" w:w="2880"/>
+          </w:tcPr>
+          <w:p>
+            <w:r>
+              <w:rPr>
+                <w:rFonts w:ascii="微软雅黑" w:hAnsi="微软雅黑" w:eastAsia="微软雅黑"/>
+              </w:rPr>
+              <w:t>1.0 / 0.425 / 0.125</w:t>
+            </w:r>
+          </w:p>
+        </w:tc>
+      </w:tr>
+      <w:tr>
+        <w:tc>
+          <w:tcPr>
+            <w:tcW w:type="dxa" w:w="2880"/>
+          </w:tcPr>
+          <w:p>
+            <w:r>
+              <w:rPr>
+                <w:rFonts w:ascii="微软雅黑" w:hAnsi="微软雅黑" w:eastAsia="微软雅黑"/>
+              </w:rPr>
+              <w:t>5 档</w:t>
+            </w:r>
+          </w:p>
+        </w:tc>
+        <w:tc>
+          <w:tcPr>
+            <w:tcW w:type="dxa" w:w="2880"/>
+          </w:tcPr>
+          <w:p>
+            <w:r>
+              <w:rPr>
+                <w:rFonts w:ascii="微软雅黑" w:hAnsi="微软雅黑" w:eastAsia="微软雅黑"/>
+              </w:rPr>
+              <w:t>1 / 3 / 5 / 7 / 9</w:t>
+            </w:r>
+          </w:p>
+        </w:tc>
+        <w:tc>
+          <w:tcPr>
+            <w:tcW w:type="dxa" w:w="2880"/>
+          </w:tcPr>
+          <w:p>
+            <w:r>
+              <w:rPr>
+                <w:rFonts w:ascii="微软雅黑" w:hAnsi="微软雅黑" w:eastAsia="微软雅黑"/>
+              </w:rPr>
+              <w:t>1.0 / 0.78 / 0.55 / 0.32 / 0.1</w:t>
+            </w:r>
+          </w:p>
+        </w:tc>
+      </w:tr>
+      <w:tr>
+        <w:tc>
+          <w:tcPr>
+            <w:tcW w:type="dxa" w:w="2880"/>
+          </w:tcPr>
+          <w:p>
+            <w:r>
+              <w:rPr>
+                <w:rFonts w:ascii="微软雅黑" w:hAnsi="微软雅黑" w:eastAsia="微软雅黑"/>
+              </w:rPr>
+              <w:t>9 档</w:t>
+            </w:r>
+          </w:p>
+        </w:tc>
+        <w:tc>
+          <w:tcPr>
+            <w:tcW w:type="dxa" w:w="2880"/>
+          </w:tcPr>
+          <w:p>
+            <w:r>
+              <w:rPr>
+                <w:rFonts w:ascii="微软雅黑" w:hAnsi="微软雅黑" w:eastAsia="微软雅黑"/>
+              </w:rPr>
+              <w:t>1 ~ 9 全用</w:t>
+            </w:r>
+          </w:p>
+        </w:tc>
+        <w:tc>
+          <w:tcPr>
+            <w:tcW w:type="dxa" w:w="2880"/>
+          </w:tcPr>
+          <w:p>
+            <w:r>
+              <w:rPr>
+                <w:rFonts w:ascii="微软雅黑" w:hAnsi="微软雅黑" w:eastAsia="微软雅黑"/>
+              </w:rPr>
+              <w:t>1.0 / 0.85 / 0.7 / 0.55 / 0.425 / 0.3 / 0.2 / 0.125 / 0.05</w:t>
+            </w:r>
+          </w:p>
+        </w:tc>
+      </w:tr>
+    </w:tbl>
+    <w:p/>
     <w:p>
       <w:pPr>
         <w:pStyle w:val="Heading1"/>
@@ -426,7 +616,7 @@
           <w:color w:val="00507F"/>
           <w:sz w:val="19"/>
         </w:rPr>
-        <w:t>│   ├── anchors\{字}\        # 锚点（每字三张图 + anchor.json）</w:t>
+        <w:t>│   ├── anchors\{字}\        # 锚点（1~9.png 图池 + anchor3/5/9.json）</w:t>
       </w:r>
     </w:p>
     <w:p>
@@ -654,7 +844,7 @@
               <w:rPr>
                 <w:rFonts w:ascii="微软雅黑" w:hAnsi="微软雅黑" w:eastAsia="微软雅黑"/>
               </w:rPr>
-              <w:t>生成锚点目录模板（N 档占位 + anchor.json，--count 3/6/9）</w:t>
+              <w:t>生成锚点目录模板（anchor{count}.json，--count 3/5/9）</w:t>
             </w:r>
           </w:p>
         </w:tc>
@@ -859,7 +1049,7 @@
               <w:rPr>
                 <w:rFonts w:ascii="微软雅黑" w:hAnsi="微软雅黑" w:eastAsia="微软雅黑"/>
               </w:rPr>
-              <w:t>锚点模板创建、anchor.json 解析、锚点目录校验</w:t>
+              <w:t>锚点模板创建、anchor{count}.json 分档解析、锚点目录校验</w:t>
             </w:r>
           </w:p>
         </w:tc>
@@ -1146,7 +1336,7 @@
               <w:rPr>
                 <w:rFonts w:ascii="微软雅黑" w:hAnsi="微软雅黑" w:eastAsia="微软雅黑"/>
               </w:rPr>
-              <w:t>三锚点刻度插值 → 六维分；批量映射 + 分布校准</w:t>
+              <w:t>N 档锚点分段插值 → 六维分；批量映射 + 分布校准</w:t>
             </w:r>
           </w:p>
         </w:tc>
@@ -1291,7 +1481,7 @@
           <w:color w:val="00507F"/>
           <w:sz w:val="19"/>
         </w:rPr>
-        <w:t>python main.py init-anchor --char 刀           # 3 档（默认）</w:t>
+        <w:t>python main.py init-anchor --char 刀           # 3 档（默认，取 config.anchor_defaults.anchor_count）</w:t>
       </w:r>
     </w:p>
     <w:p>
@@ -1304,7 +1494,20 @@
           <w:color w:val="00507F"/>
           <w:sz w:val="19"/>
         </w:rPr>
-        <w:t>python main.py init-anchor --char 刀 --count 6 # 6 档</w:t>
+        <w:t>python main.py init-anchor --char 刀 --count 5 # 5 档</w:t>
+      </w:r>
+    </w:p>
+    <w:p>
+      <w:pPr>
+        <w:ind w:left="240"/>
+      </w:pPr>
+      <w:r>
+        <w:rPr>
+          <w:rFonts w:ascii="Consolas" w:hAnsi="Consolas"/>
+          <w:color w:val="00507F"/>
+          <w:sz w:val="19"/>
+        </w:rPr>
+        <w:t>python main.py init-anchor --char 刀 --count 9 # 9 档</w:t>
       </w:r>
     </w:p>
     <w:tbl>
@@ -1440,7 +1643,7 @@
               <w:rPr>
                 <w:rFonts w:ascii="微软雅黑" w:hAnsi="微软雅黑" w:eastAsia="微软雅黑"/>
               </w:rPr>
-              <w:t>锚点档位数 3/6/9</w:t>
+              <w:t>锚点档位数 3/5/9</w:t>
             </w:r>
           </w:p>
         </w:tc>
@@ -1494,7 +1697,7 @@
           <w:rFonts w:ascii="微软雅黑" w:hAnsi="微软雅黑" w:eastAsia="微软雅黑"/>
           <w:b w:val="0"/>
         </w:rPr>
-        <w:t>产出 data\anchors\{字}\ + anchor.json（按档位表生成 N 条锚点）。按 anchor.json 的 file 字段放图（3 档 = perfect/fair/worst.png；6/9 档 = perfect/level_1~N-2/worst.png），score_ratio 与 label 已自动填好，可改。</w:t>
+        <w:t>产出 data\anchors\{字}\anchor{count}.json（N 条锚点，file = 对应图序号）。图池规范：1.png=最佳(perfect)、9.png=最差(worst)、5.png=中等(fair)；3/5/9 档三份 json 可并存，跑分时用 --anchor-count 选档。score_ratio 与 label 已自动填好，可改。</w:t>
       </w:r>
     </w:p>
     <w:p>
@@ -1841,7 +2044,7 @@
           <w:color w:val="00507F"/>
           <w:sz w:val="19"/>
         </w:rPr>
-        <w:t>python main.py run-all --char 上 --save-features   # 单字</w:t>
+        <w:t>python main.py run-all --char 上 --save-features --anchor-count 9   # 单字 + 9 档</w:t>
       </w:r>
     </w:p>
     <w:p>
@@ -1854,7 +2057,7 @@
           <w:color w:val="00507F"/>
           <w:sz w:val="19"/>
         </w:rPr>
-        <w:t>python main.py run-all                              # 全量（扫描源目录）</w:t>
+        <w:t>python main.py run-all                              # 全量（扫描源目录），默认档位取 config</w:t>
       </w:r>
     </w:p>
     <w:p>
@@ -1867,7 +2070,7 @@
           <w:color w:val="00507F"/>
           <w:sz w:val="19"/>
         </w:rPr>
-        <w:t>python main.py run-all --chars-file data\chars.txt # 指定清单</w:t>
+        <w:t>python main.py run-all --chars-file data\chars.txt --anchor-count 5 # 指定清单 + 5 档</w:t>
       </w:r>
     </w:p>
     <w:tbl>
@@ -2131,6 +2334,47 @@
           </w:p>
         </w:tc>
       </w:tr>
+      <w:tr>
+        <w:tc>
+          <w:tcPr>
+            <w:tcW w:type="dxa" w:w="2880"/>
+          </w:tcPr>
+          <w:p>
+            <w:r>
+              <w:rPr>
+                <w:rFonts w:ascii="微软雅黑" w:hAnsi="微软雅黑" w:eastAsia="微软雅黑"/>
+              </w:rPr>
+              <w:t>--anchor-count</w:t>
+            </w:r>
+          </w:p>
+        </w:tc>
+        <w:tc>
+          <w:tcPr>
+            <w:tcW w:type="dxa" w:w="2880"/>
+          </w:tcPr>
+          <w:p>
+            <w:r>
+              <w:rPr>
+                <w:rFonts w:ascii="微软雅黑" w:hAnsi="微软雅黑" w:eastAsia="微软雅黑"/>
+              </w:rPr>
+              <w:t>取 config</w:t>
+            </w:r>
+          </w:p>
+        </w:tc>
+        <w:tc>
+          <w:tcPr>
+            <w:tcW w:type="dxa" w:w="2880"/>
+          </w:tcPr>
+          <w:p>
+            <w:r>
+              <w:rPr>
+                <w:rFonts w:ascii="微软雅黑" w:hAnsi="微软雅黑" w:eastAsia="微软雅黑"/>
+              </w:rPr>
+              <w:t>锚点档位数 3/5/9（选 anchor{count}.json）</w:t>
+            </w:r>
+          </w:p>
+        </w:tc>
+      </w:tr>
     </w:tbl>
     <w:p/>
     <w:p>
@@ -2139,7 +2383,7 @@
           <w:rFonts w:ascii="微软雅黑" w:hAnsi="微软雅黑" w:eastAsia="微软雅黑"/>
           <w:b w:val="0"/>
         </w:rPr>
-        <w:t>产出：data\scores\{字}_scores.json、data\output\{字}{input_suffix}{output_suffix}.xlsx、summary.csv。缺锚点的字跳过不阻塞。</w:t>
+        <w:t>产出：data\scores\{字}_scores.json、data\output\{字}{input_suffix}{output_suffix}.xlsx、summary.csv。缺锚点（该档 json 或对应图缺失）的字跳过不阻塞。</w:t>
       </w:r>
     </w:p>
     <w:p>
@@ -2157,7 +2401,7 @@
           <w:rFonts w:ascii="微软雅黑" w:hAnsi="微软雅黑" w:eastAsia="微软雅黑"/>
           <w:b w:val="0"/>
         </w:rPr>
-        <w:t>运行时输出：每字打印 [处理] 字=X | 待打分样本量=N | 打分表保存: ...；样本量 &gt;50 时特征提取阶段显示终端进度条。</w:t>
+        <w:t>运行时输出：每字打印 [处理] 字=X | 锚点=N档 | 待打分样本量=N | 打分表保存: ...；样本量 &gt;50 时特征提取阶段显示终端进度条。</w:t>
       </w:r>
     </w:p>
     <w:p>
@@ -2242,7 +2486,7 @@
           <w:color w:val="00507F"/>
           <w:sz w:val="19"/>
         </w:rPr>
-        <w:t xml:space="preserve">  → map_scores_batch（锚点偏差 + 分布校准 → 六维分）</w:t>
+        <w:t xml:space="preserve">  → map_scores_batch（按档位锚点子集偏差插值 + 分布校准 → 六维分）</w:t>
       </w:r>
     </w:p>
     <w:p>
@@ -2340,7 +2584,7 @@
           <w:color w:val="00507F"/>
           <w:sz w:val="19"/>
         </w:rPr>
-        <w:t>python main.py init-anchor --char 新字            # 3 档；也可 --count 6/9</w:t>
+        <w:t>python main.py init-anchor --char 新字 --count 9    # 生成模板；可分别 --count 3/5/9 生成三档并存</w:t>
       </w:r>
     </w:p>
     <w:p>
@@ -2349,7 +2593,7 @@
           <w:rFonts w:ascii="微软雅黑" w:hAnsi="微软雅黑" w:eastAsia="微软雅黑"/>
           <w:b w:val="0"/>
         </w:rPr>
-        <w:t>→ 按 anchor.json 的 file 字段放 N 张分割图（由好到差），按需改 score_ratio</w:t>
+        <w:t>→ 放置图池 1.png~9.png（1 最好 → 9 最差，由好到差）；同一套图可支撑 3/5/9 三档 json</w:t>
       </w:r>
     </w:p>
     <w:p>
@@ -2375,7 +2619,7 @@
           <w:color w:val="00507F"/>
           <w:sz w:val="19"/>
         </w:rPr>
-        <w:t>python main.py run-all --char 新字 --save-features</w:t>
+        <w:t>python main.py run-all --char 新字 --save-features --anchor-count 9</w:t>
       </w:r>
     </w:p>
     <w:p>
@@ -2384,7 +2628,7 @@
           <w:rFonts w:ascii="微软雅黑" w:hAnsi="微软雅黑" w:eastAsia="微软雅黑"/>
           <w:b w:val="0"/>
         </w:rPr>
-        <w:t>→ 检查 data\output\ 成品 + summary.csv</w:t>
+        <w:t>→ 检查 data\output\ 成品 + summary.csv；对比不同档位效果时改 --anchor-count 重跑即可</w:t>
       </w:r>
     </w:p>
     <w:p>
@@ -2556,7 +2800,35 @@
               <w:rPr>
                 <w:rFonts w:ascii="微软雅黑" w:hAnsi="微软雅黑" w:eastAsia="微软雅黑"/>
               </w:rPr>
-              <w:t>缺锚点：data\anchors\{字}\ 未放三张图；补齐后 run-all --char 字 单字重跑</w:t>
+              <w:t>缺锚点：data\anchors\{字}\ 缺少所选档位 anchor{count}.json 或其引用的 {n}.png；补齐后 run-all --char 字 --anchor-count N 单字重跑</w:t>
+            </w:r>
+          </w:p>
+        </w:tc>
+      </w:tr>
+      <w:tr>
+        <w:tc>
+          <w:tcPr>
+            <w:tcW w:type="dxa" w:w="4320"/>
+          </w:tcPr>
+          <w:p>
+            <w:r>
+              <w:rPr>
+                <w:rFonts w:ascii="微软雅黑" w:hAnsi="微软雅黑" w:eastAsia="微软雅黑"/>
+              </w:rPr>
+              <w:t>想换一档锚点重跑</w:t>
+            </w:r>
+          </w:p>
+        </w:tc>
+        <w:tc>
+          <w:tcPr>
+            <w:tcW w:type="dxa" w:w="4320"/>
+          </w:tcPr>
+          <w:p>
+            <w:r>
+              <w:rPr>
+                <w:rFonts w:ascii="微软雅黑" w:hAnsi="微软雅黑" w:eastAsia="微软雅黑"/>
+              </w:rPr>
+              <w:t>run-all 加 --anchor-count 3/5/9，无需改图与代码；对应档 json 不存在则该字跳过</w:t>
             </w:r>
           </w:p>
         </w:tc>
